--- a/_screenshots/report_docx/output/report_demo.docx
+++ b/_screenshots/report_docx/output/report_demo.docx
@@ -536,6 +536,8 @@
           <w:insideH w:val="single" w:sz="4" w:space="0" w:color="auto"/>
           <w:insideV w:val="single" w:sz="4" w:space="0" w:color="auto"/>
         </w:tblBorders>
+        <w:tblW w:w="5000" w:type="pct"/>
+        <w:tblLayout w:type="autofit"/>
       </w:tblPr>
       <w:tblGrid>
         <w:gridCol w:w="1980"/>
@@ -971,6 +973,8 @@
           <w:insideH w:val="single" w:sz="4" w:space="0" w:color="auto"/>
           <w:insideV w:val="single" w:sz="4" w:space="0" w:color="auto"/>
         </w:tblBorders>
+        <w:tblW w:w="5000" w:type="pct"/>
+        <w:tblLayout w:type="autofit"/>
       </w:tblPr>
       <w:tblGrid>
         <w:gridCol w:w="1980"/>
@@ -2648,6 +2652,8 @@
           <w:insideH w:val="single" w:sz="4" w:space="0" w:color="auto"/>
           <w:insideV w:val="single" w:sz="4" w:space="0" w:color="auto"/>
         </w:tblBorders>
+        <w:tblW w:w="5000" w:type="pct"/>
+        <w:tblLayout w:type="autofit"/>
       </w:tblPr>
       <w:tblGrid>
         <w:gridCol w:w="2640"/>

--- a/_screenshots/report_docx/output/report_demo.docx
+++ b/_screenshots/report_docx/output/report_demo.docx
@@ -526,7 +526,6 @@
     <w:tbl>
       <w:tblPr>
         <w:tblStyle w:val="Table Grid"/>
-        <w:tblW w:type="auto" w:w="0"/>
         <w:tblLook w:firstRow="1" w:lastRow="0" w:firstColumn="0" w:lastColumn="0" w:noHBand="0" w:noVBand="0" w:val="0020"/>
         <w:tblBorders>
           <w:top w:val="single" w:sz="4" w:space="0" w:color="auto"/>
@@ -963,7 +962,6 @@
     <w:tbl>
       <w:tblPr>
         <w:tblStyle w:val="Table Grid"/>
-        <w:tblW w:type="auto" w:w="0"/>
         <w:tblLook w:firstRow="1" w:lastRow="0" w:firstColumn="0" w:lastColumn="0" w:noHBand="0" w:noVBand="0" w:val="0020"/>
         <w:tblBorders>
           <w:top w:val="single" w:sz="4" w:space="0" w:color="auto"/>
@@ -2642,7 +2640,6 @@
     <w:tbl>
       <w:tblPr>
         <w:tblStyle w:val="Table Grid"/>
-        <w:tblW w:type="auto" w:w="0"/>
         <w:tblLook w:firstRow="1" w:lastRow="0" w:firstColumn="0" w:lastColumn="0" w:noHBand="0" w:noVBand="0" w:val="0020"/>
         <w:tblBorders>
           <w:top w:val="single" w:sz="4" w:space="0" w:color="auto"/>
